--- a/DR/Резюме.docx
+++ b/DR/Резюме.docx
@@ -33,6 +33,7 @@
           <w:sz w:val="24"/>
         </w:rPr>
       </w:pPr>
+      <w:bookmarkStart w:id="0" w:name="_GoBack"/>
       <w:r>
         <w:rPr>
           <w:rFonts w:ascii="Times New Roman" w:hAnsi="Times New Roman" w:cs="Times New Roman"/>
@@ -94,6 +95,7 @@
         <w:t xml:space="preserve"> „Интерактивен дашборд за анализ на данни“. Проектът представлява уеб приложение, което позволява обработка и визуализация на таблични данни чрез използване на съвременни технологии.</w:t>
       </w:r>
     </w:p>
+    <w:bookmarkEnd w:id="0"/>
     <w:p>
       <w:pPr>
         <w:jc w:val="both"/>
@@ -666,8 +668,6 @@
           <w:sz w:val="24"/>
         </w:rPr>
       </w:pPr>
-      <w:bookmarkStart w:id="0" w:name="_GoBack"/>
-      <w:bookmarkEnd w:id="0"/>
     </w:p>
     <w:p>
       <w:pPr>
@@ -795,7 +795,7 @@
       <w:lvlText w:val="%1."/>
       <w:lvlJc w:val="left"/>
       <w:pPr>
-        <w:ind w:left="720" w:hanging="360"/>
+        <w:ind w:left="360" w:hanging="360"/>
       </w:pPr>
       <w:rPr>
         <w:rFonts w:hint="default"/>
@@ -807,7 +807,7 @@
       <w:lvlText w:val="%2."/>
       <w:lvlJc w:val="left"/>
       <w:pPr>
-        <w:ind w:left="1440" w:hanging="360"/>
+        <w:ind w:left="1080" w:hanging="360"/>
       </w:pPr>
     </w:lvl>
     <w:lvl w:ilvl="2" w:tplc="0402001B" w:tentative="1">
@@ -816,7 +816,7 @@
       <w:lvlText w:val="%3."/>
       <w:lvlJc w:val="right"/>
       <w:pPr>
-        <w:ind w:left="2160" w:hanging="180"/>
+        <w:ind w:left="1800" w:hanging="180"/>
       </w:pPr>
     </w:lvl>
     <w:lvl w:ilvl="3" w:tplc="0402000F" w:tentative="1">
@@ -825,7 +825,7 @@
       <w:lvlText w:val="%4."/>
       <w:lvlJc w:val="left"/>
       <w:pPr>
-        <w:ind w:left="2880" w:hanging="360"/>
+        <w:ind w:left="2520" w:hanging="360"/>
       </w:pPr>
     </w:lvl>
     <w:lvl w:ilvl="4" w:tplc="04020019" w:tentative="1">
@@ -834,7 +834,7 @@
       <w:lvlText w:val="%5."/>
       <w:lvlJc w:val="left"/>
       <w:pPr>
-        <w:ind w:left="3600" w:hanging="360"/>
+        <w:ind w:left="3240" w:hanging="360"/>
       </w:pPr>
     </w:lvl>
     <w:lvl w:ilvl="5" w:tplc="0402001B" w:tentative="1">
@@ -843,7 +843,7 @@
       <w:lvlText w:val="%6."/>
       <w:lvlJc w:val="right"/>
       <w:pPr>
-        <w:ind w:left="4320" w:hanging="180"/>
+        <w:ind w:left="3960" w:hanging="180"/>
       </w:pPr>
     </w:lvl>
     <w:lvl w:ilvl="6" w:tplc="0402000F" w:tentative="1">
@@ -852,7 +852,7 @@
       <w:lvlText w:val="%7."/>
       <w:lvlJc w:val="left"/>
       <w:pPr>
-        <w:ind w:left="5040" w:hanging="360"/>
+        <w:ind w:left="4680" w:hanging="360"/>
       </w:pPr>
     </w:lvl>
     <w:lvl w:ilvl="7" w:tplc="04020019" w:tentative="1">
@@ -861,7 +861,7 @@
       <w:lvlText w:val="%8."/>
       <w:lvlJc w:val="left"/>
       <w:pPr>
-        <w:ind w:left="5760" w:hanging="360"/>
+        <w:ind w:left="5400" w:hanging="360"/>
       </w:pPr>
     </w:lvl>
     <w:lvl w:ilvl="8" w:tplc="0402001B" w:tentative="1">
@@ -870,7 +870,7 @@
       <w:lvlText w:val="%9."/>
       <w:lvlJc w:val="right"/>
       <w:pPr>
-        <w:ind w:left="6480" w:hanging="180"/>
+        <w:ind w:left="6120" w:hanging="180"/>
       </w:pPr>
     </w:lvl>
   </w:abstractNum>

--- a/DR/Резюме.docx
+++ b/DR/Резюме.docx
@@ -33,7 +33,6 @@
           <w:sz w:val="24"/>
         </w:rPr>
       </w:pPr>
-      <w:bookmarkStart w:id="0" w:name="_GoBack"/>
       <w:r>
         <w:rPr>
           <w:rFonts w:ascii="Times New Roman" w:hAnsi="Times New Roman" w:cs="Times New Roman"/>
@@ -55,47 +54,25 @@
           <w:rFonts w:ascii="Times New Roman" w:hAnsi="Times New Roman" w:cs="Times New Roman"/>
           <w:sz w:val="24"/>
         </w:rPr>
-        <w:t xml:space="preserve">Аз съм </w:t>
-      </w:r>
-      <w:r>
-        <w:rPr>
-          <w:rFonts w:ascii="Times New Roman" w:hAnsi="Times New Roman" w:cs="Times New Roman"/>
-          <w:sz w:val="24"/>
-        </w:rPr>
-        <w:t>Маги Иванова Бояджиева</w:t>
-      </w:r>
-      <w:r>
-        <w:rPr>
-          <w:rFonts w:ascii="Times New Roman" w:hAnsi="Times New Roman" w:cs="Times New Roman"/>
-          <w:sz w:val="24"/>
-        </w:rPr>
-        <w:t>.</w:t>
-      </w:r>
-    </w:p>
-    <w:p>
-      <w:pPr>
-        <w:jc w:val="both"/>
-        <w:rPr>
-          <w:rFonts w:ascii="Times New Roman" w:hAnsi="Times New Roman" w:cs="Times New Roman"/>
-          <w:sz w:val="24"/>
-        </w:rPr>
-      </w:pPr>
-      <w:r>
-        <w:rPr>
-          <w:rFonts w:ascii="Times New Roman" w:hAnsi="Times New Roman" w:cs="Times New Roman"/>
-          <w:sz w:val="24"/>
-        </w:rPr>
-        <w:t>Темата на моят дипломен проект е</w:t>
-      </w:r>
-      <w:r>
-        <w:rPr>
-          <w:rFonts w:ascii="Times New Roman" w:hAnsi="Times New Roman" w:cs="Times New Roman"/>
-          <w:sz w:val="24"/>
-        </w:rPr>
-        <w:t xml:space="preserve"> „Интерактивен дашборд за анализ на данни“. Проектът представлява уеб приложение, което позволява обработка и визуализация на таблични данни чрез използване на съвременни технологии.</w:t>
-      </w:r>
-    </w:p>
-    <w:bookmarkEnd w:id="0"/>
+        <w:t>Аз съм Маги Иванова Бояджиева.</w:t>
+      </w:r>
+    </w:p>
+    <w:p>
+      <w:pPr>
+        <w:jc w:val="both"/>
+        <w:rPr>
+          <w:rFonts w:ascii="Times New Roman" w:hAnsi="Times New Roman" w:cs="Times New Roman"/>
+          <w:sz w:val="24"/>
+        </w:rPr>
+      </w:pPr>
+      <w:r>
+        <w:rPr>
+          <w:rFonts w:ascii="Times New Roman" w:hAnsi="Times New Roman" w:cs="Times New Roman"/>
+          <w:sz w:val="24"/>
+        </w:rPr>
+        <w:t>Темата на моят дипломен проект е „Интерактивен дашборд за анализ на данни“. Проектът представлява уеб приложение, което позволява обработка и визуализация на таблични данни чрез използване на съвременни технологии.</w:t>
+      </w:r>
+    </w:p>
     <w:p>
       <w:pPr>
         <w:jc w:val="both"/>
@@ -125,8 +102,10 @@
           <w:b/>
           <w:sz w:val="28"/>
         </w:rPr>
-        <w:t>Въведение</w:t>
-      </w:r>
+        <w:t>Данни и визуализация</w:t>
+      </w:r>
+      <w:bookmarkStart w:id="0" w:name="_GoBack"/>
+      <w:bookmarkEnd w:id="0"/>
     </w:p>
     <w:p>
       <w:pPr>
@@ -206,76 +185,47 @@
           <w:rFonts w:ascii="Times New Roman" w:hAnsi="Times New Roman" w:cs="Times New Roman"/>
           <w:sz w:val="24"/>
         </w:rPr>
-        <w:t xml:space="preserve">Основната цел на дипломния проект е разработването на уеб базирано приложение за анализ и визуализация на таблични данни. </w:t>
-      </w:r>
-      <w:r>
-        <w:rPr>
-          <w:rFonts w:ascii="Times New Roman" w:hAnsi="Times New Roman" w:cs="Times New Roman"/>
-          <w:sz w:val="24"/>
-        </w:rPr>
-        <w:t>Приложението</w:t>
-      </w:r>
-      <w:r>
-        <w:rPr>
-          <w:rFonts w:ascii="Times New Roman" w:hAnsi="Times New Roman" w:cs="Times New Roman"/>
-          <w:sz w:val="24"/>
-        </w:rPr>
-        <w:t xml:space="preserve"> предоставя лесен и удобен начин за работа с данни, без да е необходима задълбочена техническа подго</w:t>
-      </w:r>
-      <w:r>
-        <w:rPr>
-          <w:rFonts w:ascii="Times New Roman" w:hAnsi="Times New Roman" w:cs="Times New Roman"/>
-          <w:sz w:val="24"/>
-        </w:rPr>
-        <w:t>товка от страна на потребителя.</w:t>
-      </w:r>
-    </w:p>
-    <w:p>
-      <w:pPr>
-        <w:jc w:val="both"/>
-        <w:rPr>
-          <w:rFonts w:ascii="Times New Roman" w:hAnsi="Times New Roman" w:cs="Times New Roman"/>
-          <w:sz w:val="24"/>
-        </w:rPr>
-      </w:pPr>
-      <w:r>
-        <w:rPr>
-          <w:rFonts w:ascii="Times New Roman" w:hAnsi="Times New Roman" w:cs="Times New Roman"/>
-          <w:sz w:val="24"/>
-        </w:rPr>
-        <w:t>Конкретно, проектът има за цел да позволи качване на файлове във формат CSV и Excel, автоматично разпознаване на съдържащите се данни и тяхната обработка. След обработката, системата генерира визуализации под форм</w:t>
-      </w:r>
-      <w:r>
-        <w:rPr>
-          <w:rFonts w:ascii="Times New Roman" w:hAnsi="Times New Roman" w:cs="Times New Roman"/>
-          <w:sz w:val="24"/>
-        </w:rPr>
-        <w:t>ата на различни видове графики.</w:t>
-      </w:r>
-    </w:p>
-    <w:p>
-      <w:pPr>
-        <w:jc w:val="both"/>
-        <w:rPr>
-          <w:rFonts w:ascii="Times New Roman" w:hAnsi="Times New Roman" w:cs="Times New Roman"/>
-          <w:sz w:val="24"/>
-        </w:rPr>
-      </w:pPr>
-      <w:r>
-        <w:rPr>
-          <w:rFonts w:ascii="Times New Roman" w:hAnsi="Times New Roman" w:cs="Times New Roman"/>
-          <w:sz w:val="24"/>
-        </w:rPr>
-        <w:t>Допълнителна цел е да се осигури възможност за филтриране и групиране на данните, което позволява по-задълбочен анализ и извличане на по-точни изводи. По този начин приложението се превръща в полезен инструмент за работа с реални данни.</w:t>
-      </w:r>
-    </w:p>
-    <w:p>
-      <w:pPr>
-        <w:jc w:val="both"/>
-        <w:rPr>
-          <w:rFonts w:ascii="Times New Roman" w:hAnsi="Times New Roman" w:cs="Times New Roman"/>
-          <w:b/>
-          <w:sz w:val="28"/>
+        <w:t>Основната цел на дипломния проект е разработването на уеб базирано приложение за анализ и визуализация на таблични данни. Приложението предоставя лесен и удобен начин за работа с информация, без да е необходима задълбочена техническа подготовка от страна на потребителя.</w:t>
+      </w:r>
+    </w:p>
+    <w:p>
+      <w:pPr>
+        <w:jc w:val="both"/>
+        <w:rPr>
+          <w:rFonts w:ascii="Times New Roman" w:hAnsi="Times New Roman" w:cs="Times New Roman"/>
+          <w:sz w:val="24"/>
+        </w:rPr>
+      </w:pPr>
+      <w:r>
+        <w:rPr>
+          <w:rFonts w:ascii="Times New Roman" w:hAnsi="Times New Roman" w:cs="Times New Roman"/>
+          <w:sz w:val="24"/>
+        </w:rPr>
+        <w:t>Системата позволява качване на файлове във формат CSV и Excel, автоматично разпознаване и обработка на данните. След обработката се генерират визуализации под формата на различни видове графики, които подпомагат разбирането на информацията.</w:t>
+      </w:r>
+    </w:p>
+    <w:p>
+      <w:pPr>
+        <w:jc w:val="both"/>
+        <w:rPr>
+          <w:rFonts w:ascii="Times New Roman" w:hAnsi="Times New Roman" w:cs="Times New Roman"/>
+          <w:sz w:val="24"/>
+        </w:rPr>
+      </w:pPr>
+      <w:r>
+        <w:rPr>
+          <w:rFonts w:ascii="Times New Roman" w:hAnsi="Times New Roman" w:cs="Times New Roman"/>
+          <w:sz w:val="24"/>
+        </w:rPr>
+        <w:t>Осигурена е и възможност за филтриране и групиране на данните, което позволява по-задълбочен анализ и извличане на по-точни изводи. По този начин приложението се превръща в практичен инструмент за работа с реални данни.</w:t>
+      </w:r>
+    </w:p>
+    <w:p>
+      <w:pPr>
+        <w:jc w:val="both"/>
+        <w:rPr>
+          <w:rFonts w:ascii="Times New Roman" w:hAnsi="Times New Roman" w:cs="Times New Roman"/>
+          <w:sz w:val="24"/>
         </w:rPr>
       </w:pPr>
     </w:p>
@@ -1280,7 +1230,6 @@
   <w:style w:type="character" w:default="1" w:styleId="DefaultParagraphFont">
     <w:name w:val="Default Paragraph Font"/>
     <w:uiPriority w:val="1"/>
-    <w:semiHidden/>
     <w:unhideWhenUsed/>
   </w:style>
   <w:style w:type="table" w:default="1" w:styleId="TableNormal">
